--- a/TS-Kramam/TS-4.1/TS 4.1 Sanskrit Krama Paatam Corrections.docx
+++ b/TS-Kramam/TS-4.1/TS 4.1 Sanskrit Krama Paatam Corrections.docx
@@ -1,6 +1,6 @@
 
 <file path=word/document.xml><?xml version="1.0" encoding="utf-8"?>
-<w:document xmlns:wpc="http://schemas.microsoft.com/office/word/2010/wordprocessingCanvas" xmlns:cx="http://schemas.microsoft.com/office/drawing/2014/chartex" xmlns:cx1="http://schemas.microsoft.com/office/drawing/2015/9/8/chartex" xmlns:cx2="http://schemas.microsoft.com/office/drawing/2015/10/21/chartex" xmlns:cx3="http://schemas.microsoft.com/office/drawing/2016/5/9/chartex" xmlns:cx4="http://schemas.microsoft.com/office/drawing/2016/5/10/chartex" xmlns:cx5="http://schemas.microsoft.com/office/drawing/2016/5/11/chartex" xmlns:cx6="http://schemas.microsoft.com/office/drawing/2016/5/12/chartex" xmlns:cx7="http://schemas.microsoft.com/office/drawing/2016/5/13/chartex" xmlns:cx8="http://schemas.microsoft.com/office/drawing/2016/5/14/chartex" xmlns:mc="http://schemas.openxmlformats.org/markup-compatibility/2006" xmlns:aink="http://schemas.microsoft.com/office/drawing/2016/ink" xmlns:am3d="http://schemas.microsoft.com/office/drawing/2017/model3d" xmlns:o="urn:schemas-microsoft-com:office:office" xmlns:oel="http://schemas.microsoft.com/office/2019/extlst" xmlns:r="http://schemas.openxmlformats.org/officeDocument/2006/relationships" xmlns:m="http://schemas.openxmlformats.org/officeDocument/2006/math" xmlns:v="urn:schemas-microsoft-com:vml" xmlns:wp14="http://schemas.microsoft.com/office/word/2010/wordprocessingDrawing" xmlns:wp="http://schemas.openxmlformats.org/drawingml/2006/wordprocessingDrawing" xmlns:w10="urn:schemas-microsoft-com:office:word" xmlns:w="http://schemas.openxmlformats.org/wordprocessingml/2006/main" xmlns:w14="http://schemas.microsoft.com/office/word/2010/wordml" xmlns:w15="http://schemas.microsoft.com/office/word/2012/wordml" xmlns:w16cei="http://schemas.microsoft.com/office/word/2026/wordml/cei" xmlns:w16cex="http://schemas.microsoft.com/office/word/2018/wordml/cex" xmlns:w16cid="http://schemas.microsoft.com/office/word/2016/wordml/cid" xmlns:w16="http://schemas.microsoft.com/office/word/2018/wordml" xmlns:w16du="http://schemas.microsoft.com/office/word/2023/wordml/word16du" xmlns:w16sdtdh="http://schemas.microsoft.com/office/word/2020/wordml/sdtdatahash" xmlns:w16sdtfl="http://schemas.microsoft.com/office/word/2024/wordml/sdtformatlock" xmlns:w16se="http://schemas.microsoft.com/office/word/2015/wordml/symex" xmlns:wpg="http://schemas.microsoft.com/office/word/2010/wordprocessingGroup" xmlns:wpi="http://schemas.microsoft.com/office/word/2010/wordprocessingInk" xmlns:wne="http://schemas.microsoft.com/office/word/2006/wordml" xmlns:wps="http://schemas.microsoft.com/office/word/2010/wordprocessingShape" mc:Ignorable="w14 w15 w16se w16cid w16 w16cex w16sdtdh w16sdtfl w16du wp14">
+<w:document xmlns:wpc="http://schemas.microsoft.com/office/word/2010/wordprocessingCanvas" xmlns:cx="http://schemas.microsoft.com/office/drawing/2014/chartex" xmlns:cx1="http://schemas.microsoft.com/office/drawing/2015/9/8/chartex" xmlns:cx2="http://schemas.microsoft.com/office/drawing/2015/10/21/chartex" xmlns:cx3="http://schemas.microsoft.com/office/drawing/2016/5/9/chartex" xmlns:cx4="http://schemas.microsoft.com/office/drawing/2016/5/10/chartex" xmlns:cx5="http://schemas.microsoft.com/office/drawing/2016/5/11/chartex" xmlns:cx6="http://schemas.microsoft.com/office/drawing/2016/5/12/chartex" xmlns:cx7="http://schemas.microsoft.com/office/drawing/2016/5/13/chartex" xmlns:cx8="http://schemas.microsoft.com/office/drawing/2016/5/14/chartex" xmlns:mc="http://schemas.openxmlformats.org/markup-compatibility/2006" xmlns:aink="http://schemas.microsoft.com/office/drawing/2016/ink" xmlns:am3d="http://schemas.microsoft.com/office/drawing/2017/model3d" xmlns:o="urn:schemas-microsoft-com:office:office" xmlns:oel="http://schemas.microsoft.com/office/2019/extlst" xmlns:r="http://schemas.openxmlformats.org/officeDocument/2006/relationships" xmlns:m="http://schemas.openxmlformats.org/officeDocument/2006/math" xmlns:v="urn:schemas-microsoft-com:vml" xmlns:wp14="http://schemas.microsoft.com/office/word/2010/wordprocessingDrawing" xmlns:wp="http://schemas.openxmlformats.org/drawingml/2006/wordprocessingDrawing" xmlns:w10="urn:schemas-microsoft-com:office:word" xmlns:w="http://schemas.openxmlformats.org/wordprocessingml/2006/main" xmlns:w14="http://schemas.microsoft.com/office/word/2010/wordml" xmlns:w15="http://schemas.microsoft.com/office/word/2012/wordml" xmlns:w16cex="http://schemas.microsoft.com/office/word/2018/wordml/cex" xmlns:w16cid="http://schemas.microsoft.com/office/word/2016/wordml/cid" xmlns:w16="http://schemas.microsoft.com/office/word/2018/wordml" xmlns:w16du="http://schemas.microsoft.com/office/word/2023/wordml/word16du" xmlns:w16sdtdh="http://schemas.microsoft.com/office/word/2020/wordml/sdtdatahash" xmlns:w16sdtfl="http://schemas.microsoft.com/office/word/2024/wordml/sdtformatlock" xmlns:w16se="http://schemas.microsoft.com/office/word/2015/wordml/symex" xmlns:wpg="http://schemas.microsoft.com/office/word/2010/wordprocessingGroup" xmlns:wpi="http://schemas.microsoft.com/office/word/2010/wordprocessingInk" xmlns:wne="http://schemas.microsoft.com/office/word/2006/wordml" xmlns:wps="http://schemas.microsoft.com/office/word/2010/wordprocessingShape" mc:Ignorable="w14 w15 w16se w16cid w16 w16cex w16sdtdh w16sdtfl w16du wp14">
   <w:body>
     <w:p>
       <w:pPr>
@@ -520,6 +520,485 @@
       </w:tr>
       <w:tr>
         <w:trPr>
+          <w:trHeight w:val="1657"/>
+        </w:trPr>
+        <w:tc>
+          <w:tcPr>
+            <w:tcW w:w="3999" w:type="dxa"/>
+            <w:tcBorders>
+              <w:top w:val="single" w:sz="4" w:space="0" w:color="000000"/>
+              <w:left w:val="single" w:sz="4" w:space="0" w:color="000000"/>
+              <w:bottom w:val="single" w:sz="4" w:space="0" w:color="000000"/>
+              <w:right w:val="single" w:sz="4" w:space="0" w:color="000000"/>
+            </w:tcBorders>
+          </w:tcPr>
+          <w:p>
+            <w:pPr>
+              <w:widowControl w:val="0"/>
+              <w:tabs>
+                <w:tab w:val="left" w:pos="993"/>
+              </w:tabs>
+              <w:autoSpaceDE w:val="0"/>
+              <w:autoSpaceDN w:val="0"/>
+              <w:adjustRightInd w:val="0"/>
+              <w:spacing w:before="0" w:line="240" w:lineRule="auto"/>
+              <w:ind w:right="297"/>
+              <w:rPr>
+                <w:rFonts w:cs="Arial"/>
+                <w:b/>
+                <w:sz w:val="28"/>
+                <w:szCs w:val="32"/>
+              </w:rPr>
+            </w:pPr>
+            <w:r>
+              <w:rPr>
+                <w:rFonts w:cs="Arial"/>
+                <w:b/>
+                <w:sz w:val="28"/>
+                <w:szCs w:val="32"/>
+              </w:rPr>
+              <w:t>T.S.4.1.</w:t>
+            </w:r>
+            <w:r>
+              <w:rPr>
+                <w:rFonts w:cs="Arial"/>
+                <w:b/>
+                <w:sz w:val="28"/>
+                <w:szCs w:val="32"/>
+              </w:rPr>
+              <w:t>4.3</w:t>
+            </w:r>
+            <w:r>
+              <w:rPr>
+                <w:rFonts w:cs="Arial"/>
+                <w:b/>
+                <w:sz w:val="28"/>
+                <w:szCs w:val="32"/>
+              </w:rPr>
+              <w:t xml:space="preserve"> – Kramam</w:t>
+            </w:r>
+          </w:p>
+          <w:p>
+            <w:pPr>
+              <w:widowControl w:val="0"/>
+              <w:tabs>
+                <w:tab w:val="left" w:pos="993"/>
+              </w:tabs>
+              <w:autoSpaceDE w:val="0"/>
+              <w:autoSpaceDN w:val="0"/>
+              <w:adjustRightInd w:val="0"/>
+              <w:spacing w:before="0" w:line="240" w:lineRule="auto"/>
+              <w:ind w:right="297"/>
+              <w:rPr>
+                <w:rFonts w:cs="Arial"/>
+                <w:b/>
+                <w:sz w:val="28"/>
+                <w:szCs w:val="32"/>
+                <w:lang w:val="en-IN"/>
+              </w:rPr>
+            </w:pPr>
+            <w:r>
+              <w:rPr>
+                <w:rFonts w:cs="Arial"/>
+                <w:b/>
+                <w:sz w:val="28"/>
+                <w:szCs w:val="32"/>
+                <w:lang w:val="en-IN"/>
+              </w:rPr>
+              <w:t>Krama Vaakyam No. - 14</w:t>
+            </w:r>
+          </w:p>
+          <w:p>
+            <w:pPr>
+              <w:widowControl w:val="0"/>
+              <w:tabs>
+                <w:tab w:val="left" w:pos="993"/>
+              </w:tabs>
+              <w:autoSpaceDE w:val="0"/>
+              <w:autoSpaceDN w:val="0"/>
+              <w:adjustRightInd w:val="0"/>
+              <w:spacing w:before="0" w:line="240" w:lineRule="auto"/>
+              <w:ind w:right="297"/>
+              <w:rPr>
+                <w:rFonts w:cs="Arial"/>
+                <w:b/>
+                <w:sz w:val="28"/>
+                <w:szCs w:val="32"/>
+                <w:lang w:val="it-IT"/>
+              </w:rPr>
+            </w:pPr>
+            <w:r>
+              <w:rPr>
+                <w:rFonts w:cs="Arial"/>
+                <w:b/>
+                <w:sz w:val="28"/>
+                <w:szCs w:val="32"/>
+                <w:lang w:val="it-IT"/>
+              </w:rPr>
+              <w:t>Panchaati No</w:t>
+            </w:r>
+            <w:r>
+              <w:rPr>
+                <w:rFonts w:cs="Arial"/>
+                <w:b/>
+                <w:szCs w:val="32"/>
+                <w:lang w:val="it-IT"/>
+              </w:rPr>
+              <w:t xml:space="preserve">. - </w:t>
+            </w:r>
+            <w:r>
+              <w:rPr>
+                <w:rFonts w:cs="Arial"/>
+                <w:b/>
+                <w:sz w:val="28"/>
+                <w:szCs w:val="32"/>
+                <w:lang w:val="it-IT"/>
+              </w:rPr>
+              <w:t>16</w:t>
+            </w:r>
+          </w:p>
+        </w:tc>
+        <w:tc>
+          <w:tcPr>
+            <w:tcW w:w="5103" w:type="dxa"/>
+            <w:tcBorders>
+              <w:top w:val="single" w:sz="4" w:space="0" w:color="000000"/>
+              <w:left w:val="single" w:sz="4" w:space="0" w:color="000000"/>
+              <w:bottom w:val="single" w:sz="4" w:space="0" w:color="000000"/>
+              <w:right w:val="single" w:sz="4" w:space="0" w:color="000000"/>
+            </w:tcBorders>
+          </w:tcPr>
+          <w:p>
+            <w:pPr>
+              <w:widowControl w:val="0"/>
+              <w:autoSpaceDE w:val="0"/>
+              <w:autoSpaceDN w:val="0"/>
+              <w:adjustRightInd w:val="0"/>
+              <w:spacing w:before="0" w:line="240" w:lineRule="auto"/>
+              <w:rPr>
+                <w:rFonts w:ascii="BRH Devanagari Extra" w:hAnsi="BRH Devanagari Extra" w:cs="BRH Devanagari Extra"/>
+                <w:color w:val="000000"/>
+                <w:sz w:val="40"/>
+                <w:szCs w:val="40"/>
+                <w:lang w:val="it-IT"/>
+              </w:rPr>
+            </w:pPr>
+            <w:r>
+              <w:rPr>
+                <w:rFonts w:ascii="BRH Devanagari Extra" w:hAnsi="BRH Devanagari Extra" w:cs="BRH Devanagari Extra"/>
+                <w:color w:val="000000"/>
+                <w:sz w:val="40"/>
+                <w:szCs w:val="40"/>
+                <w:lang w:val="it-IT"/>
+              </w:rPr>
+              <w:t>qÉÉ uÉlÉ</w:t>
+            </w:r>
+            <w:r>
+              <w:rPr>
+                <w:rFonts w:ascii="BRH Malayalam Extra" w:hAnsi="BRH Malayalam Extra" w:cs="BRH Devanagari Extra"/>
+                <w:color w:val="000000"/>
+                <w:sz w:val="32"/>
+                <w:szCs w:val="40"/>
+                <w:lang w:val="it-IT"/>
+              </w:rPr>
+              <w:t>–</w:t>
+            </w:r>
+            <w:r>
+              <w:rPr>
+                <w:rFonts w:ascii="BRH Devanagari Extra" w:hAnsi="BRH Devanagari Extra" w:cs="BRH Devanagari Extra"/>
+                <w:color w:val="000000"/>
+                <w:sz w:val="40"/>
+                <w:szCs w:val="40"/>
+                <w:lang w:val="it-IT"/>
+              </w:rPr>
+              <w:t xml:space="preserve">xmÉiÉÏlÉçþ | </w:t>
+            </w:r>
+          </w:p>
+          <w:p>
+            <w:pPr>
+              <w:widowControl w:val="0"/>
+              <w:autoSpaceDE w:val="0"/>
+              <w:autoSpaceDN w:val="0"/>
+              <w:adjustRightInd w:val="0"/>
+              <w:spacing w:before="0" w:line="240" w:lineRule="auto"/>
+              <w:rPr>
+                <w:rFonts w:ascii="BRH Malayalam Extra" w:eastAsia="Times New Roman" w:hAnsi="BRH Malayalam Extra" w:cs="BRH Malayalam Extra"/>
+                <w:color w:val="000000"/>
+                <w:sz w:val="40"/>
+                <w:szCs w:val="40"/>
+                <w:lang w:val="it-IT" w:eastAsia="en-IN" w:bidi="ml-IN"/>
+              </w:rPr>
+            </w:pPr>
+            <w:r>
+              <w:rPr>
+                <w:rFonts w:ascii="BRH Devanagari Extra" w:hAnsi="BRH Devanagari Extra" w:cs="BRH Devanagari Extra"/>
+                <w:color w:val="000000"/>
+                <w:sz w:val="40"/>
+                <w:szCs w:val="40"/>
+                <w:lang w:val="it-IT"/>
+              </w:rPr>
+              <w:t>uÉlÉ</w:t>
+            </w:r>
+            <w:r>
+              <w:rPr>
+                <w:rFonts w:ascii="BRH Malayalam Extra" w:hAnsi="BRH Malayalam Extra" w:cs="BRH Devanagari Extra"/>
+                <w:color w:val="000000"/>
+                <w:sz w:val="32"/>
+                <w:szCs w:val="40"/>
+                <w:lang w:val="it-IT"/>
+              </w:rPr>
+              <w:t>–</w:t>
+            </w:r>
+            <w:r>
+              <w:rPr>
+                <w:rFonts w:ascii="BRH Devanagari Extra" w:hAnsi="BRH Devanagari Extra" w:cs="BRH Devanagari Extra"/>
+                <w:color w:val="000000"/>
+                <w:sz w:val="40"/>
+                <w:szCs w:val="40"/>
+                <w:lang w:val="it-IT"/>
+              </w:rPr>
+              <w:t>xmÉiÉÏ</w:t>
+            </w:r>
+            <w:r>
+              <w:rPr>
+                <w:rFonts w:ascii="BRH Malayalam Extra" w:hAnsi="BRH Malayalam Extra" w:cs="BRH Devanagari Extra"/>
+                <w:color w:val="000000"/>
+                <w:sz w:val="32"/>
+                <w:szCs w:val="40"/>
+                <w:lang w:val="it-IT"/>
+              </w:rPr>
+              <w:t>–</w:t>
+            </w:r>
+            <w:r>
+              <w:rPr>
+                <w:rFonts w:ascii="BRH Devanagari Extra" w:hAnsi="BRH Devanagari Extra" w:cs="BRH Devanagari Extra"/>
+                <w:color w:val="000000"/>
+                <w:sz w:val="40"/>
+                <w:szCs w:val="40"/>
+                <w:lang w:val="it-IT"/>
+              </w:rPr>
+              <w:t>ÌlÉ</w:t>
+            </w:r>
+            <w:r>
+              <w:rPr>
+                <w:rFonts w:ascii="BRH Devanagari Extra" w:hAnsi="BRH Devanagari Extra" w:cs="BRH Devanagari Extra"/>
+                <w:color w:val="000000"/>
+                <w:sz w:val="40"/>
+                <w:szCs w:val="40"/>
+                <w:highlight w:val="yellow"/>
+                <w:lang w:val="it-IT"/>
+              </w:rPr>
+              <w:t>ÌiÉ</w:t>
+            </w:r>
+            <w:r>
+              <w:rPr>
+                <w:rFonts w:ascii="BRH Devanagari Extra" w:hAnsi="BRH Devanagari Extra" w:cs="BRH Devanagari Extra"/>
+                <w:color w:val="000000"/>
+                <w:sz w:val="40"/>
+                <w:szCs w:val="40"/>
+                <w:lang w:val="it-IT"/>
+              </w:rPr>
+              <w:t>þ uÉlÉ</w:t>
+            </w:r>
+            <w:r>
+              <w:rPr>
+                <w:rFonts w:ascii="BRH Malayalam Extra" w:hAnsi="BRH Malayalam Extra" w:cs="BRH Devanagari Extra"/>
+                <w:color w:val="000000"/>
+                <w:sz w:val="32"/>
+                <w:szCs w:val="40"/>
+                <w:lang w:val="it-IT"/>
+              </w:rPr>
+              <w:t>–</w:t>
+            </w:r>
+            <w:r>
+              <w:rPr>
+                <w:rFonts w:ascii="BRH Devanagari Extra" w:hAnsi="BRH Devanagari Extra" w:cs="BRH Devanagari Extra"/>
+                <w:color w:val="000000"/>
+                <w:sz w:val="40"/>
+                <w:szCs w:val="40"/>
+                <w:lang w:val="it-IT"/>
+              </w:rPr>
+              <w:t>xmÉiÉÏlÉçþ ||</w:t>
+            </w:r>
+          </w:p>
+        </w:tc>
+        <w:tc>
+          <w:tcPr>
+            <w:tcW w:w="5386" w:type="dxa"/>
+            <w:tcBorders>
+              <w:top w:val="single" w:sz="4" w:space="0" w:color="000000"/>
+              <w:left w:val="single" w:sz="4" w:space="0" w:color="000000"/>
+              <w:bottom w:val="single" w:sz="4" w:space="0" w:color="000000"/>
+              <w:right w:val="single" w:sz="4" w:space="0" w:color="000000"/>
+            </w:tcBorders>
+          </w:tcPr>
+          <w:p>
+            <w:pPr>
+              <w:widowControl w:val="0"/>
+              <w:autoSpaceDE w:val="0"/>
+              <w:autoSpaceDN w:val="0"/>
+              <w:adjustRightInd w:val="0"/>
+              <w:spacing w:before="0" w:line="240" w:lineRule="auto"/>
+              <w:rPr>
+                <w:rFonts w:ascii="BRH Devanagari Extra" w:hAnsi="BRH Devanagari Extra" w:cs="BRH Devanagari Extra"/>
+                <w:color w:val="000000"/>
+                <w:sz w:val="40"/>
+                <w:szCs w:val="40"/>
+                <w:lang w:val="it-IT"/>
+              </w:rPr>
+            </w:pPr>
+            <w:r>
+              <w:rPr>
+                <w:rFonts w:ascii="BRH Devanagari Extra" w:hAnsi="BRH Devanagari Extra" w:cs="BRH Devanagari Extra"/>
+                <w:color w:val="000000"/>
+                <w:sz w:val="40"/>
+                <w:szCs w:val="40"/>
+                <w:lang w:val="it-IT"/>
+              </w:rPr>
+              <w:t>qÉÉ uÉlÉ</w:t>
+            </w:r>
+            <w:r>
+              <w:rPr>
+                <w:rFonts w:ascii="BRH Malayalam Extra" w:hAnsi="BRH Malayalam Extra" w:cs="BRH Devanagari Extra"/>
+                <w:color w:val="000000"/>
+                <w:sz w:val="32"/>
+                <w:szCs w:val="40"/>
+                <w:lang w:val="it-IT"/>
+              </w:rPr>
+              <w:t>–</w:t>
+            </w:r>
+            <w:r>
+              <w:rPr>
+                <w:rFonts w:ascii="BRH Devanagari Extra" w:hAnsi="BRH Devanagari Extra" w:cs="BRH Devanagari Extra"/>
+                <w:color w:val="000000"/>
+                <w:sz w:val="40"/>
+                <w:szCs w:val="40"/>
+                <w:lang w:val="it-IT"/>
+              </w:rPr>
+              <w:t xml:space="preserve">xmÉiÉÏlÉçþ | </w:t>
+            </w:r>
+          </w:p>
+          <w:p>
+            <w:pPr>
+              <w:widowControl w:val="0"/>
+              <w:autoSpaceDE w:val="0"/>
+              <w:autoSpaceDN w:val="0"/>
+              <w:adjustRightInd w:val="0"/>
+              <w:spacing w:before="0" w:line="240" w:lineRule="auto"/>
+              <w:rPr>
+                <w:rFonts w:ascii="BRH Malayalam Extra" w:eastAsia="Times New Roman" w:hAnsi="BRH Malayalam Extra" w:cs="BRH Malayalam Extra"/>
+                <w:color w:val="000000"/>
+                <w:sz w:val="40"/>
+                <w:szCs w:val="40"/>
+                <w:lang w:val="it-IT" w:eastAsia="en-IN" w:bidi="ml-IN"/>
+              </w:rPr>
+            </w:pPr>
+            <w:r>
+              <w:rPr>
+                <w:rFonts w:ascii="BRH Devanagari Extra" w:hAnsi="BRH Devanagari Extra" w:cs="BRH Devanagari Extra"/>
+                <w:color w:val="000000"/>
+                <w:sz w:val="40"/>
+                <w:szCs w:val="40"/>
+                <w:lang w:val="it-IT"/>
+              </w:rPr>
+              <w:t>uÉlÉ</w:t>
+            </w:r>
+            <w:r>
+              <w:rPr>
+                <w:rFonts w:ascii="BRH Malayalam Extra" w:hAnsi="BRH Malayalam Extra" w:cs="BRH Devanagari Extra"/>
+                <w:color w:val="000000"/>
+                <w:sz w:val="32"/>
+                <w:szCs w:val="40"/>
+                <w:lang w:val="it-IT"/>
+              </w:rPr>
+              <w:t>–</w:t>
+            </w:r>
+            <w:r>
+              <w:rPr>
+                <w:rFonts w:ascii="BRH Devanagari Extra" w:hAnsi="BRH Devanagari Extra" w:cs="BRH Devanagari Extra"/>
+                <w:color w:val="000000"/>
+                <w:sz w:val="40"/>
+                <w:szCs w:val="40"/>
+                <w:lang w:val="it-IT"/>
+              </w:rPr>
+              <w:t>xmÉiÉÏ</w:t>
+            </w:r>
+            <w:r>
+              <w:rPr>
+                <w:rFonts w:ascii="BRH Malayalam Extra" w:hAnsi="BRH Malayalam Extra" w:cs="BRH Devanagari Extra"/>
+                <w:color w:val="000000"/>
+                <w:sz w:val="32"/>
+                <w:szCs w:val="40"/>
+                <w:lang w:val="it-IT"/>
+              </w:rPr>
+              <w:t>–</w:t>
+            </w:r>
+            <w:r>
+              <w:rPr>
+                <w:rFonts w:ascii="BRH Devanagari Extra" w:hAnsi="BRH Devanagari Extra" w:cs="BRH Devanagari Extra"/>
+                <w:color w:val="000000"/>
+                <w:sz w:val="40"/>
+                <w:szCs w:val="40"/>
+                <w:lang w:val="it-IT"/>
+              </w:rPr>
+              <w:t>ÌlÉ</w:t>
+            </w:r>
+            <w:r>
+              <w:rPr>
+                <w:rFonts w:ascii="BRH Devanagari Extra" w:hAnsi="BRH Devanagari Extra" w:cs="BRH Devanagari Extra"/>
+                <w:color w:val="000000"/>
+                <w:sz w:val="40"/>
+                <w:szCs w:val="40"/>
+                <w:highlight w:val="green"/>
+                <w:lang w:val="it-IT"/>
+              </w:rPr>
+              <w:t>ÌiÉ</w:t>
+            </w:r>
+            <w:r>
+              <w:rPr>
+                <w:rFonts w:ascii="BRH Malayalam Extra" w:hAnsi="BRH Malayalam Extra" w:cs="BRH Devanagari Extra"/>
+                <w:color w:val="000000"/>
+                <w:sz w:val="32"/>
+                <w:szCs w:val="40"/>
+                <w:lang w:val="it-IT"/>
+              </w:rPr>
+              <w:t>–</w:t>
+            </w:r>
+            <w:r>
+              <w:rPr>
+                <w:rFonts w:ascii="BRH Devanagari Extra" w:hAnsi="BRH Devanagari Extra" w:cs="BRH Devanagari Extra"/>
+                <w:color w:val="000000"/>
+                <w:sz w:val="40"/>
+                <w:szCs w:val="40"/>
+                <w:lang w:val="it-IT"/>
+              </w:rPr>
+              <w:t xml:space="preserve"> uÉlÉ</w:t>
+            </w:r>
+            <w:r>
+              <w:rPr>
+                <w:rFonts w:ascii="BRH Malayalam Extra" w:hAnsi="BRH Malayalam Extra" w:cs="BRH Devanagari Extra"/>
+                <w:color w:val="000000"/>
+                <w:sz w:val="32"/>
+                <w:szCs w:val="40"/>
+                <w:lang w:val="it-IT"/>
+              </w:rPr>
+              <w:t>–</w:t>
+            </w:r>
+            <w:r>
+              <w:rPr>
+                <w:rFonts w:ascii="BRH Devanagari Extra" w:hAnsi="BRH Devanagari Extra" w:cs="BRH Devanagari Extra"/>
+                <w:color w:val="000000"/>
+                <w:sz w:val="40"/>
+                <w:szCs w:val="40"/>
+                <w:lang w:val="it-IT"/>
+              </w:rPr>
+              <w:t>xmÉiÉÏlÉçþ ||</w:t>
+            </w:r>
+          </w:p>
+        </w:tc>
+      </w:tr>
+      <w:tr>
+        <w:trPr>
           <w:trHeight w:val="962"/>
         </w:trPr>
         <w:tc>
@@ -1756,6 +2235,7 @@
                 <w:sz w:val="32"/>
                 <w:szCs w:val="32"/>
               </w:rPr>
+              <w:lastRenderedPageBreak/>
               <w:t>Section, Paragraph</w:t>
             </w:r>
           </w:p>
@@ -1945,7 +2425,6 @@
                 <w:sz w:val="28"/>
                 <w:szCs w:val="32"/>
               </w:rPr>
-              <w:lastRenderedPageBreak/>
               <w:t>Panchaati No</w:t>
             </w:r>
             <w:r>
@@ -2008,7 +2487,6 @@
                 <w:sz w:val="40"/>
                 <w:szCs w:val="40"/>
               </w:rPr>
-              <w:lastRenderedPageBreak/>
               <w:t>iuÉÉ</w:t>
             </w:r>
             <w:r>
@@ -3987,6 +4465,7 @@
                 <w:sz w:val="32"/>
                 <w:szCs w:val="32"/>
               </w:rPr>
+              <w:lastRenderedPageBreak/>
               <w:t>Section, Paragraph</w:t>
             </w:r>
           </w:p>
@@ -4093,7 +4572,6 @@
                 <w:sz w:val="28"/>
                 <w:szCs w:val="32"/>
               </w:rPr>
-              <w:lastRenderedPageBreak/>
               <w:t>T.S.4.1.1.1 – Kramam</w:t>
             </w:r>
           </w:p>
@@ -8347,7 +8825,7 @@
 </file>
 
 <file path=word/endnotes.xml><?xml version="1.0" encoding="utf-8"?>
-<w:endnotes xmlns:wpc="http://schemas.microsoft.com/office/word/2010/wordprocessingCanvas" xmlns:cx="http://schemas.microsoft.com/office/drawing/2014/chartex" xmlns:cx1="http://schemas.microsoft.com/office/drawing/2015/9/8/chartex" xmlns:cx2="http://schemas.microsoft.com/office/drawing/2015/10/21/chartex" xmlns:cx3="http://schemas.microsoft.com/office/drawing/2016/5/9/chartex" xmlns:cx4="http://schemas.microsoft.com/office/drawing/2016/5/10/chartex" xmlns:cx5="http://schemas.microsoft.com/office/drawing/2016/5/11/chartex" xmlns:cx6="http://schemas.microsoft.com/office/drawing/2016/5/12/chartex" xmlns:cx7="http://schemas.microsoft.com/office/drawing/2016/5/13/chartex" xmlns:cx8="http://schemas.microsoft.com/office/drawing/2016/5/14/chartex" xmlns:mc="http://schemas.openxmlformats.org/markup-compatibility/2006" xmlns:aink="http://schemas.microsoft.com/office/drawing/2016/ink" xmlns:am3d="http://schemas.microsoft.com/office/drawing/2017/model3d" xmlns:o="urn:schemas-microsoft-com:office:office" xmlns:oel="http://schemas.microsoft.com/office/2019/extlst" xmlns:r="http://schemas.openxmlformats.org/officeDocument/2006/relationships" xmlns:m="http://schemas.openxmlformats.org/officeDocument/2006/math" xmlns:v="urn:schemas-microsoft-com:vml" xmlns:wp14="http://schemas.microsoft.com/office/word/2010/wordprocessingDrawing" xmlns:wp="http://schemas.openxmlformats.org/drawingml/2006/wordprocessingDrawing" xmlns:w10="urn:schemas-microsoft-com:office:word" xmlns:w="http://schemas.openxmlformats.org/wordprocessingml/2006/main" xmlns:w14="http://schemas.microsoft.com/office/word/2010/wordml" xmlns:w15="http://schemas.microsoft.com/office/word/2012/wordml" xmlns:w16cei="http://schemas.microsoft.com/office/word/2026/wordml/cei" xmlns:w16cex="http://schemas.microsoft.com/office/word/2018/wordml/cex" xmlns:w16cid="http://schemas.microsoft.com/office/word/2016/wordml/cid" xmlns:w16="http://schemas.microsoft.com/office/word/2018/wordml" xmlns:w16du="http://schemas.microsoft.com/office/word/2023/wordml/word16du" xmlns:w16sdtdh="http://schemas.microsoft.com/office/word/2020/wordml/sdtdatahash" xmlns:w16sdtfl="http://schemas.microsoft.com/office/word/2024/wordml/sdtformatlock" xmlns:w16se="http://schemas.microsoft.com/office/word/2015/wordml/symex" xmlns:wpg="http://schemas.microsoft.com/office/word/2010/wordprocessingGroup" xmlns:wpi="http://schemas.microsoft.com/office/word/2010/wordprocessingInk" xmlns:wne="http://schemas.microsoft.com/office/word/2006/wordml" xmlns:wps="http://schemas.microsoft.com/office/word/2010/wordprocessingShape" mc:Ignorable="w14 w15 w16se w16cid w16 w16cex w16sdtdh w16sdtfl w16du wp14">
+<w:endnotes xmlns:wpc="http://schemas.microsoft.com/office/word/2010/wordprocessingCanvas" xmlns:cx="http://schemas.microsoft.com/office/drawing/2014/chartex" xmlns:cx1="http://schemas.microsoft.com/office/drawing/2015/9/8/chartex" xmlns:cx2="http://schemas.microsoft.com/office/drawing/2015/10/21/chartex" xmlns:cx3="http://schemas.microsoft.com/office/drawing/2016/5/9/chartex" xmlns:cx4="http://schemas.microsoft.com/office/drawing/2016/5/10/chartex" xmlns:cx5="http://schemas.microsoft.com/office/drawing/2016/5/11/chartex" xmlns:cx6="http://schemas.microsoft.com/office/drawing/2016/5/12/chartex" xmlns:cx7="http://schemas.microsoft.com/office/drawing/2016/5/13/chartex" xmlns:cx8="http://schemas.microsoft.com/office/drawing/2016/5/14/chartex" xmlns:mc="http://schemas.openxmlformats.org/markup-compatibility/2006" xmlns:aink="http://schemas.microsoft.com/office/drawing/2016/ink" xmlns:am3d="http://schemas.microsoft.com/office/drawing/2017/model3d" xmlns:o="urn:schemas-microsoft-com:office:office" xmlns:oel="http://schemas.microsoft.com/office/2019/extlst" xmlns:r="http://schemas.openxmlformats.org/officeDocument/2006/relationships" xmlns:m="http://schemas.openxmlformats.org/officeDocument/2006/math" xmlns:v="urn:schemas-microsoft-com:vml" xmlns:wp14="http://schemas.microsoft.com/office/word/2010/wordprocessingDrawing" xmlns:wp="http://schemas.openxmlformats.org/drawingml/2006/wordprocessingDrawing" xmlns:w10="urn:schemas-microsoft-com:office:word" xmlns:w="http://schemas.openxmlformats.org/wordprocessingml/2006/main" xmlns:w14="http://schemas.microsoft.com/office/word/2010/wordml" xmlns:w15="http://schemas.microsoft.com/office/word/2012/wordml" xmlns:w16cex="http://schemas.microsoft.com/office/word/2018/wordml/cex" xmlns:w16cid="http://schemas.microsoft.com/office/word/2016/wordml/cid" xmlns:w16="http://schemas.microsoft.com/office/word/2018/wordml" xmlns:w16du="http://schemas.microsoft.com/office/word/2023/wordml/word16du" xmlns:w16sdtdh="http://schemas.microsoft.com/office/word/2020/wordml/sdtdatahash" xmlns:w16sdtfl="http://schemas.microsoft.com/office/word/2024/wordml/sdtformatlock" xmlns:w16se="http://schemas.microsoft.com/office/word/2015/wordml/symex" xmlns:wpg="http://schemas.microsoft.com/office/word/2010/wordprocessingGroup" xmlns:wpi="http://schemas.microsoft.com/office/word/2010/wordprocessingInk" xmlns:wne="http://schemas.microsoft.com/office/word/2006/wordml" xmlns:wps="http://schemas.microsoft.com/office/word/2010/wordprocessingShape" mc:Ignorable="w14 w15 w16se w16cid w16 w16cex w16sdtdh w16sdtfl w16du wp14">
   <w:endnote w:type="separator" w:id="-1">
     <w:p>
       <w:pPr>
@@ -8372,7 +8850,7 @@
 </file>
 
 <file path=word/footer1.xml><?xml version="1.0" encoding="utf-8"?>
-<w:ftr xmlns:wpc="http://schemas.microsoft.com/office/word/2010/wordprocessingCanvas" xmlns:cx="http://schemas.microsoft.com/office/drawing/2014/chartex" xmlns:cx1="http://schemas.microsoft.com/office/drawing/2015/9/8/chartex" xmlns:cx2="http://schemas.microsoft.com/office/drawing/2015/10/21/chartex" xmlns:cx3="http://schemas.microsoft.com/office/drawing/2016/5/9/chartex" xmlns:cx4="http://schemas.microsoft.com/office/drawing/2016/5/10/chartex" xmlns:cx5="http://schemas.microsoft.com/office/drawing/2016/5/11/chartex" xmlns:cx6="http://schemas.microsoft.com/office/drawing/2016/5/12/chartex" xmlns:cx7="http://schemas.microsoft.com/office/drawing/2016/5/13/chartex" xmlns:cx8="http://schemas.microsoft.com/office/drawing/2016/5/14/chartex" xmlns:mc="http://schemas.openxmlformats.org/markup-compatibility/2006" xmlns:aink="http://schemas.microsoft.com/office/drawing/2016/ink" xmlns:am3d="http://schemas.microsoft.com/office/drawing/2017/model3d" xmlns:o="urn:schemas-microsoft-com:office:office" xmlns:oel="http://schemas.microsoft.com/office/2019/extlst" xmlns:r="http://schemas.openxmlformats.org/officeDocument/2006/relationships" xmlns:m="http://schemas.openxmlformats.org/officeDocument/2006/math" xmlns:v="urn:schemas-microsoft-com:vml" xmlns:wp14="http://schemas.microsoft.com/office/word/2010/wordprocessingDrawing" xmlns:wp="http://schemas.openxmlformats.org/drawingml/2006/wordprocessingDrawing" xmlns:w10="urn:schemas-microsoft-com:office:word" xmlns:w="http://schemas.openxmlformats.org/wordprocessingml/2006/main" xmlns:w14="http://schemas.microsoft.com/office/word/2010/wordml" xmlns:w15="http://schemas.microsoft.com/office/word/2012/wordml" xmlns:w16cei="http://schemas.microsoft.com/office/word/2026/wordml/cei" xmlns:w16cex="http://schemas.microsoft.com/office/word/2018/wordml/cex" xmlns:w16cid="http://schemas.microsoft.com/office/word/2016/wordml/cid" xmlns:w16="http://schemas.microsoft.com/office/word/2018/wordml" xmlns:w16du="http://schemas.microsoft.com/office/word/2023/wordml/word16du" xmlns:w16sdtdh="http://schemas.microsoft.com/office/word/2020/wordml/sdtdatahash" xmlns:w16sdtfl="http://schemas.microsoft.com/office/word/2024/wordml/sdtformatlock" xmlns:w16se="http://schemas.microsoft.com/office/word/2015/wordml/symex" xmlns:wpg="http://schemas.microsoft.com/office/word/2010/wordprocessingGroup" xmlns:wpi="http://schemas.microsoft.com/office/word/2010/wordprocessingInk" xmlns:wne="http://schemas.microsoft.com/office/word/2006/wordml" xmlns:wps="http://schemas.microsoft.com/office/word/2010/wordprocessingShape" mc:Ignorable="w14 w15 w16se w16cid w16 w16cex w16sdtdh w16sdtfl w16du wp14">
+<w:ftr xmlns:wpc="http://schemas.microsoft.com/office/word/2010/wordprocessingCanvas" xmlns:cx="http://schemas.microsoft.com/office/drawing/2014/chartex" xmlns:cx1="http://schemas.microsoft.com/office/drawing/2015/9/8/chartex" xmlns:cx2="http://schemas.microsoft.com/office/drawing/2015/10/21/chartex" xmlns:cx3="http://schemas.microsoft.com/office/drawing/2016/5/9/chartex" xmlns:cx4="http://schemas.microsoft.com/office/drawing/2016/5/10/chartex" xmlns:cx5="http://schemas.microsoft.com/office/drawing/2016/5/11/chartex" xmlns:cx6="http://schemas.microsoft.com/office/drawing/2016/5/12/chartex" xmlns:cx7="http://schemas.microsoft.com/office/drawing/2016/5/13/chartex" xmlns:cx8="http://schemas.microsoft.com/office/drawing/2016/5/14/chartex" xmlns:mc="http://schemas.openxmlformats.org/markup-compatibility/2006" xmlns:aink="http://schemas.microsoft.com/office/drawing/2016/ink" xmlns:am3d="http://schemas.microsoft.com/office/drawing/2017/model3d" xmlns:o="urn:schemas-microsoft-com:office:office" xmlns:oel="http://schemas.microsoft.com/office/2019/extlst" xmlns:r="http://schemas.openxmlformats.org/officeDocument/2006/relationships" xmlns:m="http://schemas.openxmlformats.org/officeDocument/2006/math" xmlns:v="urn:schemas-microsoft-com:vml" xmlns:wp14="http://schemas.microsoft.com/office/word/2010/wordprocessingDrawing" xmlns:wp="http://schemas.openxmlformats.org/drawingml/2006/wordprocessingDrawing" xmlns:w10="urn:schemas-microsoft-com:office:word" xmlns:w="http://schemas.openxmlformats.org/wordprocessingml/2006/main" xmlns:w14="http://schemas.microsoft.com/office/word/2010/wordml" xmlns:w15="http://schemas.microsoft.com/office/word/2012/wordml" xmlns:w16cex="http://schemas.microsoft.com/office/word/2018/wordml/cex" xmlns:w16cid="http://schemas.microsoft.com/office/word/2016/wordml/cid" xmlns:w16="http://schemas.microsoft.com/office/word/2018/wordml" xmlns:w16du="http://schemas.microsoft.com/office/word/2023/wordml/word16du" xmlns:w16sdtdh="http://schemas.microsoft.com/office/word/2020/wordml/sdtdatahash" xmlns:w16sdtfl="http://schemas.microsoft.com/office/word/2024/wordml/sdtformatlock" xmlns:w16se="http://schemas.microsoft.com/office/word/2015/wordml/symex" xmlns:wpg="http://schemas.microsoft.com/office/word/2010/wordprocessingGroup" xmlns:wpi="http://schemas.microsoft.com/office/word/2010/wordprocessingInk" xmlns:wne="http://schemas.microsoft.com/office/word/2006/wordml" xmlns:wps="http://schemas.microsoft.com/office/word/2010/wordprocessingShape" mc:Ignorable="w14 w15 w16se w16cid w16 w16cex w16sdtdh w16sdtfl w16du wp14">
   <w:p>
     <w:pPr>
       <w:pBdr>
@@ -8561,7 +9039,7 @@
 </file>
 
 <file path=word/footer2.xml><?xml version="1.0" encoding="utf-8"?>
-<w:ftr xmlns:wpc="http://schemas.microsoft.com/office/word/2010/wordprocessingCanvas" xmlns:cx="http://schemas.microsoft.com/office/drawing/2014/chartex" xmlns:cx1="http://schemas.microsoft.com/office/drawing/2015/9/8/chartex" xmlns:cx2="http://schemas.microsoft.com/office/drawing/2015/10/21/chartex" xmlns:cx3="http://schemas.microsoft.com/office/drawing/2016/5/9/chartex" xmlns:cx4="http://schemas.microsoft.com/office/drawing/2016/5/10/chartex" xmlns:cx5="http://schemas.microsoft.com/office/drawing/2016/5/11/chartex" xmlns:cx6="http://schemas.microsoft.com/office/drawing/2016/5/12/chartex" xmlns:cx7="http://schemas.microsoft.com/office/drawing/2016/5/13/chartex" xmlns:cx8="http://schemas.microsoft.com/office/drawing/2016/5/14/chartex" xmlns:mc="http://schemas.openxmlformats.org/markup-compatibility/2006" xmlns:aink="http://schemas.microsoft.com/office/drawing/2016/ink" xmlns:am3d="http://schemas.microsoft.com/office/drawing/2017/model3d" xmlns:o="urn:schemas-microsoft-com:office:office" xmlns:oel="http://schemas.microsoft.com/office/2019/extlst" xmlns:r="http://schemas.openxmlformats.org/officeDocument/2006/relationships" xmlns:m="http://schemas.openxmlformats.org/officeDocument/2006/math" xmlns:v="urn:schemas-microsoft-com:vml" xmlns:wp14="http://schemas.microsoft.com/office/word/2010/wordprocessingDrawing" xmlns:wp="http://schemas.openxmlformats.org/drawingml/2006/wordprocessingDrawing" xmlns:w10="urn:schemas-microsoft-com:office:word" xmlns:w="http://schemas.openxmlformats.org/wordprocessingml/2006/main" xmlns:w14="http://schemas.microsoft.com/office/word/2010/wordml" xmlns:w15="http://schemas.microsoft.com/office/word/2012/wordml" xmlns:w16cei="http://schemas.microsoft.com/office/word/2026/wordml/cei" xmlns:w16cex="http://schemas.microsoft.com/office/word/2018/wordml/cex" xmlns:w16cid="http://schemas.microsoft.com/office/word/2016/wordml/cid" xmlns:w16="http://schemas.microsoft.com/office/word/2018/wordml" xmlns:w16du="http://schemas.microsoft.com/office/word/2023/wordml/word16du" xmlns:w16sdtdh="http://schemas.microsoft.com/office/word/2020/wordml/sdtdatahash" xmlns:w16sdtfl="http://schemas.microsoft.com/office/word/2024/wordml/sdtformatlock" xmlns:w16se="http://schemas.microsoft.com/office/word/2015/wordml/symex" xmlns:wpg="http://schemas.microsoft.com/office/word/2010/wordprocessingGroup" xmlns:wpi="http://schemas.microsoft.com/office/word/2010/wordprocessingInk" xmlns:wne="http://schemas.microsoft.com/office/word/2006/wordml" xmlns:wps="http://schemas.microsoft.com/office/word/2010/wordprocessingShape" mc:Ignorable="w14 w15 w16se w16cid w16 w16cex w16sdtdh w16sdtfl w16du wp14">
+<w:ftr xmlns:wpc="http://schemas.microsoft.com/office/word/2010/wordprocessingCanvas" xmlns:cx="http://schemas.microsoft.com/office/drawing/2014/chartex" xmlns:cx1="http://schemas.microsoft.com/office/drawing/2015/9/8/chartex" xmlns:cx2="http://schemas.microsoft.com/office/drawing/2015/10/21/chartex" xmlns:cx3="http://schemas.microsoft.com/office/drawing/2016/5/9/chartex" xmlns:cx4="http://schemas.microsoft.com/office/drawing/2016/5/10/chartex" xmlns:cx5="http://schemas.microsoft.com/office/drawing/2016/5/11/chartex" xmlns:cx6="http://schemas.microsoft.com/office/drawing/2016/5/12/chartex" xmlns:cx7="http://schemas.microsoft.com/office/drawing/2016/5/13/chartex" xmlns:cx8="http://schemas.microsoft.com/office/drawing/2016/5/14/chartex" xmlns:mc="http://schemas.openxmlformats.org/markup-compatibility/2006" xmlns:aink="http://schemas.microsoft.com/office/drawing/2016/ink" xmlns:am3d="http://schemas.microsoft.com/office/drawing/2017/model3d" xmlns:o="urn:schemas-microsoft-com:office:office" xmlns:oel="http://schemas.microsoft.com/office/2019/extlst" xmlns:r="http://schemas.openxmlformats.org/officeDocument/2006/relationships" xmlns:m="http://schemas.openxmlformats.org/officeDocument/2006/math" xmlns:v="urn:schemas-microsoft-com:vml" xmlns:wp14="http://schemas.microsoft.com/office/word/2010/wordprocessingDrawing" xmlns:wp="http://schemas.openxmlformats.org/drawingml/2006/wordprocessingDrawing" xmlns:w10="urn:schemas-microsoft-com:office:word" xmlns:w="http://schemas.openxmlformats.org/wordprocessingml/2006/main" xmlns:w14="http://schemas.microsoft.com/office/word/2010/wordml" xmlns:w15="http://schemas.microsoft.com/office/word/2012/wordml" xmlns:w16cex="http://schemas.microsoft.com/office/word/2018/wordml/cex" xmlns:w16cid="http://schemas.microsoft.com/office/word/2016/wordml/cid" xmlns:w16="http://schemas.microsoft.com/office/word/2018/wordml" xmlns:w16du="http://schemas.microsoft.com/office/word/2023/wordml/word16du" xmlns:w16sdtdh="http://schemas.microsoft.com/office/word/2020/wordml/sdtdatahash" xmlns:w16sdtfl="http://schemas.microsoft.com/office/word/2024/wordml/sdtformatlock" xmlns:w16se="http://schemas.microsoft.com/office/word/2015/wordml/symex" xmlns:wpg="http://schemas.microsoft.com/office/word/2010/wordprocessingGroup" xmlns:wpi="http://schemas.microsoft.com/office/word/2010/wordprocessingInk" xmlns:wne="http://schemas.microsoft.com/office/word/2006/wordml" xmlns:wps="http://schemas.microsoft.com/office/word/2010/wordprocessingShape" mc:Ignorable="w14 w15 w16se w16cid w16 w16cex w16sdtdh w16sdtfl w16du wp14">
   <w:p>
     <w:pPr>
       <w:pBdr>
@@ -8764,7 +9242,7 @@
 </file>
 
 <file path=word/footer3.xml><?xml version="1.0" encoding="utf-8"?>
-<w:ftr xmlns:wpc="http://schemas.microsoft.com/office/word/2010/wordprocessingCanvas" xmlns:cx="http://schemas.microsoft.com/office/drawing/2014/chartex" xmlns:cx1="http://schemas.microsoft.com/office/drawing/2015/9/8/chartex" xmlns:cx2="http://schemas.microsoft.com/office/drawing/2015/10/21/chartex" xmlns:cx3="http://schemas.microsoft.com/office/drawing/2016/5/9/chartex" xmlns:cx4="http://schemas.microsoft.com/office/drawing/2016/5/10/chartex" xmlns:cx5="http://schemas.microsoft.com/office/drawing/2016/5/11/chartex" xmlns:cx6="http://schemas.microsoft.com/office/drawing/2016/5/12/chartex" xmlns:cx7="http://schemas.microsoft.com/office/drawing/2016/5/13/chartex" xmlns:cx8="http://schemas.microsoft.com/office/drawing/2016/5/14/chartex" xmlns:mc="http://schemas.openxmlformats.org/markup-compatibility/2006" xmlns:aink="http://schemas.microsoft.com/office/drawing/2016/ink" xmlns:am3d="http://schemas.microsoft.com/office/drawing/2017/model3d" xmlns:o="urn:schemas-microsoft-com:office:office" xmlns:oel="http://schemas.microsoft.com/office/2019/extlst" xmlns:r="http://schemas.openxmlformats.org/officeDocument/2006/relationships" xmlns:m="http://schemas.openxmlformats.org/officeDocument/2006/math" xmlns:v="urn:schemas-microsoft-com:vml" xmlns:wp14="http://schemas.microsoft.com/office/word/2010/wordprocessingDrawing" xmlns:wp="http://schemas.openxmlformats.org/drawingml/2006/wordprocessingDrawing" xmlns:w10="urn:schemas-microsoft-com:office:word" xmlns:w="http://schemas.openxmlformats.org/wordprocessingml/2006/main" xmlns:w14="http://schemas.microsoft.com/office/word/2010/wordml" xmlns:w15="http://schemas.microsoft.com/office/word/2012/wordml" xmlns:w16cei="http://schemas.microsoft.com/office/word/2026/wordml/cei" xmlns:w16cex="http://schemas.microsoft.com/office/word/2018/wordml/cex" xmlns:w16cid="http://schemas.microsoft.com/office/word/2016/wordml/cid" xmlns:w16="http://schemas.microsoft.com/office/word/2018/wordml" xmlns:w16du="http://schemas.microsoft.com/office/word/2023/wordml/word16du" xmlns:w16sdtdh="http://schemas.microsoft.com/office/word/2020/wordml/sdtdatahash" xmlns:w16sdtfl="http://schemas.microsoft.com/office/word/2024/wordml/sdtformatlock" xmlns:w16se="http://schemas.microsoft.com/office/word/2015/wordml/symex" xmlns:wpg="http://schemas.microsoft.com/office/word/2010/wordprocessingGroup" xmlns:wpi="http://schemas.microsoft.com/office/word/2010/wordprocessingInk" xmlns:wne="http://schemas.microsoft.com/office/word/2006/wordml" xmlns:wps="http://schemas.microsoft.com/office/word/2010/wordprocessingShape" mc:Ignorable="w14 w15 w16se w16cid w16 w16cex w16sdtdh w16sdtfl w16du wp14">
+<w:ftr xmlns:wpc="http://schemas.microsoft.com/office/word/2010/wordprocessingCanvas" xmlns:cx="http://schemas.microsoft.com/office/drawing/2014/chartex" xmlns:cx1="http://schemas.microsoft.com/office/drawing/2015/9/8/chartex" xmlns:cx2="http://schemas.microsoft.com/office/drawing/2015/10/21/chartex" xmlns:cx3="http://schemas.microsoft.com/office/drawing/2016/5/9/chartex" xmlns:cx4="http://schemas.microsoft.com/office/drawing/2016/5/10/chartex" xmlns:cx5="http://schemas.microsoft.com/office/drawing/2016/5/11/chartex" xmlns:cx6="http://schemas.microsoft.com/office/drawing/2016/5/12/chartex" xmlns:cx7="http://schemas.microsoft.com/office/drawing/2016/5/13/chartex" xmlns:cx8="http://schemas.microsoft.com/office/drawing/2016/5/14/chartex" xmlns:mc="http://schemas.openxmlformats.org/markup-compatibility/2006" xmlns:aink="http://schemas.microsoft.com/office/drawing/2016/ink" xmlns:am3d="http://schemas.microsoft.com/office/drawing/2017/model3d" xmlns:o="urn:schemas-microsoft-com:office:office" xmlns:oel="http://schemas.microsoft.com/office/2019/extlst" xmlns:r="http://schemas.openxmlformats.org/officeDocument/2006/relationships" xmlns:m="http://schemas.openxmlformats.org/officeDocument/2006/math" xmlns:v="urn:schemas-microsoft-com:vml" xmlns:wp14="http://schemas.microsoft.com/office/word/2010/wordprocessingDrawing" xmlns:wp="http://schemas.openxmlformats.org/drawingml/2006/wordprocessingDrawing" xmlns:w10="urn:schemas-microsoft-com:office:word" xmlns:w="http://schemas.openxmlformats.org/wordprocessingml/2006/main" xmlns:w14="http://schemas.microsoft.com/office/word/2010/wordml" xmlns:w15="http://schemas.microsoft.com/office/word/2012/wordml" xmlns:w16cex="http://schemas.microsoft.com/office/word/2018/wordml/cex" xmlns:w16cid="http://schemas.microsoft.com/office/word/2016/wordml/cid" xmlns:w16="http://schemas.microsoft.com/office/word/2018/wordml" xmlns:w16du="http://schemas.microsoft.com/office/word/2023/wordml/word16du" xmlns:w16sdtdh="http://schemas.microsoft.com/office/word/2020/wordml/sdtdatahash" xmlns:w16sdtfl="http://schemas.microsoft.com/office/word/2024/wordml/sdtformatlock" xmlns:w16se="http://schemas.microsoft.com/office/word/2015/wordml/symex" xmlns:wpg="http://schemas.microsoft.com/office/word/2010/wordprocessingGroup" xmlns:wpi="http://schemas.microsoft.com/office/word/2010/wordprocessingInk" xmlns:wne="http://schemas.microsoft.com/office/word/2006/wordml" xmlns:wps="http://schemas.microsoft.com/office/word/2010/wordprocessingShape" mc:Ignorable="w14 w15 w16se w16cid w16 w16cex w16sdtdh w16sdtfl w16du wp14">
   <w:p>
     <w:pPr>
       <w:pStyle w:val="Footer"/>
@@ -8774,7 +9252,7 @@
 </file>
 
 <file path=word/footnotes.xml><?xml version="1.0" encoding="utf-8"?>
-<w:footnotes xmlns:wpc="http://schemas.microsoft.com/office/word/2010/wordprocessingCanvas" xmlns:cx="http://schemas.microsoft.com/office/drawing/2014/chartex" xmlns:cx1="http://schemas.microsoft.com/office/drawing/2015/9/8/chartex" xmlns:cx2="http://schemas.microsoft.com/office/drawing/2015/10/21/chartex" xmlns:cx3="http://schemas.microsoft.com/office/drawing/2016/5/9/chartex" xmlns:cx4="http://schemas.microsoft.com/office/drawing/2016/5/10/chartex" xmlns:cx5="http://schemas.microsoft.com/office/drawing/2016/5/11/chartex" xmlns:cx6="http://schemas.microsoft.com/office/drawing/2016/5/12/chartex" xmlns:cx7="http://schemas.microsoft.com/office/drawing/2016/5/13/chartex" xmlns:cx8="http://schemas.microsoft.com/office/drawing/2016/5/14/chartex" xmlns:mc="http://schemas.openxmlformats.org/markup-compatibility/2006" xmlns:aink="http://schemas.microsoft.com/office/drawing/2016/ink" xmlns:am3d="http://schemas.microsoft.com/office/drawing/2017/model3d" xmlns:o="urn:schemas-microsoft-com:office:office" xmlns:oel="http://schemas.microsoft.com/office/2019/extlst" xmlns:r="http://schemas.openxmlformats.org/officeDocument/2006/relationships" xmlns:m="http://schemas.openxmlformats.org/officeDocument/2006/math" xmlns:v="urn:schemas-microsoft-com:vml" xmlns:wp14="http://schemas.microsoft.com/office/word/2010/wordprocessingDrawing" xmlns:wp="http://schemas.openxmlformats.org/drawingml/2006/wordprocessingDrawing" xmlns:w10="urn:schemas-microsoft-com:office:word" xmlns:w="http://schemas.openxmlformats.org/wordprocessingml/2006/main" xmlns:w14="http://schemas.microsoft.com/office/word/2010/wordml" xmlns:w15="http://schemas.microsoft.com/office/word/2012/wordml" xmlns:w16cei="http://schemas.microsoft.com/office/word/2026/wordml/cei" xmlns:w16cex="http://schemas.microsoft.com/office/word/2018/wordml/cex" xmlns:w16cid="http://schemas.microsoft.com/office/word/2016/wordml/cid" xmlns:w16="http://schemas.microsoft.com/office/word/2018/wordml" xmlns:w16du="http://schemas.microsoft.com/office/word/2023/wordml/word16du" xmlns:w16sdtdh="http://schemas.microsoft.com/office/word/2020/wordml/sdtdatahash" xmlns:w16sdtfl="http://schemas.microsoft.com/office/word/2024/wordml/sdtformatlock" xmlns:w16se="http://schemas.microsoft.com/office/word/2015/wordml/symex" xmlns:wpg="http://schemas.microsoft.com/office/word/2010/wordprocessingGroup" xmlns:wpi="http://schemas.microsoft.com/office/word/2010/wordprocessingInk" xmlns:wne="http://schemas.microsoft.com/office/word/2006/wordml" xmlns:wps="http://schemas.microsoft.com/office/word/2010/wordprocessingShape" mc:Ignorable="w14 w15 w16se w16cid w16 w16cex w16sdtdh w16sdtfl w16du wp14">
+<w:footnotes xmlns:wpc="http://schemas.microsoft.com/office/word/2010/wordprocessingCanvas" xmlns:cx="http://schemas.microsoft.com/office/drawing/2014/chartex" xmlns:cx1="http://schemas.microsoft.com/office/drawing/2015/9/8/chartex" xmlns:cx2="http://schemas.microsoft.com/office/drawing/2015/10/21/chartex" xmlns:cx3="http://schemas.microsoft.com/office/drawing/2016/5/9/chartex" xmlns:cx4="http://schemas.microsoft.com/office/drawing/2016/5/10/chartex" xmlns:cx5="http://schemas.microsoft.com/office/drawing/2016/5/11/chartex" xmlns:cx6="http://schemas.microsoft.com/office/drawing/2016/5/12/chartex" xmlns:cx7="http://schemas.microsoft.com/office/drawing/2016/5/13/chartex" xmlns:cx8="http://schemas.microsoft.com/office/drawing/2016/5/14/chartex" xmlns:mc="http://schemas.openxmlformats.org/markup-compatibility/2006" xmlns:aink="http://schemas.microsoft.com/office/drawing/2016/ink" xmlns:am3d="http://schemas.microsoft.com/office/drawing/2017/model3d" xmlns:o="urn:schemas-microsoft-com:office:office" xmlns:oel="http://schemas.microsoft.com/office/2019/extlst" xmlns:r="http://schemas.openxmlformats.org/officeDocument/2006/relationships" xmlns:m="http://schemas.openxmlformats.org/officeDocument/2006/math" xmlns:v="urn:schemas-microsoft-com:vml" xmlns:wp14="http://schemas.microsoft.com/office/word/2010/wordprocessingDrawing" xmlns:wp="http://schemas.openxmlformats.org/drawingml/2006/wordprocessingDrawing" xmlns:w10="urn:schemas-microsoft-com:office:word" xmlns:w="http://schemas.openxmlformats.org/wordprocessingml/2006/main" xmlns:w14="http://schemas.microsoft.com/office/word/2010/wordml" xmlns:w15="http://schemas.microsoft.com/office/word/2012/wordml" xmlns:w16cex="http://schemas.microsoft.com/office/word/2018/wordml/cex" xmlns:w16cid="http://schemas.microsoft.com/office/word/2016/wordml/cid" xmlns:w16="http://schemas.microsoft.com/office/word/2018/wordml" xmlns:w16du="http://schemas.microsoft.com/office/word/2023/wordml/word16du" xmlns:w16sdtdh="http://schemas.microsoft.com/office/word/2020/wordml/sdtdatahash" xmlns:w16sdtfl="http://schemas.microsoft.com/office/word/2024/wordml/sdtformatlock" xmlns:w16se="http://schemas.microsoft.com/office/word/2015/wordml/symex" xmlns:wpg="http://schemas.microsoft.com/office/word/2010/wordprocessingGroup" xmlns:wpi="http://schemas.microsoft.com/office/word/2010/wordprocessingInk" xmlns:wne="http://schemas.microsoft.com/office/word/2006/wordml" xmlns:wps="http://schemas.microsoft.com/office/word/2010/wordprocessingShape" mc:Ignorable="w14 w15 w16se w16cid w16 w16cex w16sdtdh w16sdtfl w16du wp14">
   <w:footnote w:type="separator" w:id="-1">
     <w:p>
       <w:pPr>
@@ -8799,7 +9277,7 @@
 </file>
 
 <file path=word/header1.xml><?xml version="1.0" encoding="utf-8"?>
-<w:hdr xmlns:wpc="http://schemas.microsoft.com/office/word/2010/wordprocessingCanvas" xmlns:cx="http://schemas.microsoft.com/office/drawing/2014/chartex" xmlns:cx1="http://schemas.microsoft.com/office/drawing/2015/9/8/chartex" xmlns:cx2="http://schemas.microsoft.com/office/drawing/2015/10/21/chartex" xmlns:cx3="http://schemas.microsoft.com/office/drawing/2016/5/9/chartex" xmlns:cx4="http://schemas.microsoft.com/office/drawing/2016/5/10/chartex" xmlns:cx5="http://schemas.microsoft.com/office/drawing/2016/5/11/chartex" xmlns:cx6="http://schemas.microsoft.com/office/drawing/2016/5/12/chartex" xmlns:cx7="http://schemas.microsoft.com/office/drawing/2016/5/13/chartex" xmlns:cx8="http://schemas.microsoft.com/office/drawing/2016/5/14/chartex" xmlns:mc="http://schemas.openxmlformats.org/markup-compatibility/2006" xmlns:aink="http://schemas.microsoft.com/office/drawing/2016/ink" xmlns:am3d="http://schemas.microsoft.com/office/drawing/2017/model3d" xmlns:o="urn:schemas-microsoft-com:office:office" xmlns:oel="http://schemas.microsoft.com/office/2019/extlst" xmlns:r="http://schemas.openxmlformats.org/officeDocument/2006/relationships" xmlns:m="http://schemas.openxmlformats.org/officeDocument/2006/math" xmlns:v="urn:schemas-microsoft-com:vml" xmlns:wp14="http://schemas.microsoft.com/office/word/2010/wordprocessingDrawing" xmlns:wp="http://schemas.openxmlformats.org/drawingml/2006/wordprocessingDrawing" xmlns:w10="urn:schemas-microsoft-com:office:word" xmlns:w="http://schemas.openxmlformats.org/wordprocessingml/2006/main" xmlns:w14="http://schemas.microsoft.com/office/word/2010/wordml" xmlns:w15="http://schemas.microsoft.com/office/word/2012/wordml" xmlns:w16cei="http://schemas.microsoft.com/office/word/2026/wordml/cei" xmlns:w16cex="http://schemas.microsoft.com/office/word/2018/wordml/cex" xmlns:w16cid="http://schemas.microsoft.com/office/word/2016/wordml/cid" xmlns:w16="http://schemas.microsoft.com/office/word/2018/wordml" xmlns:w16du="http://schemas.microsoft.com/office/word/2023/wordml/word16du" xmlns:w16sdtdh="http://schemas.microsoft.com/office/word/2020/wordml/sdtdatahash" xmlns:w16sdtfl="http://schemas.microsoft.com/office/word/2024/wordml/sdtformatlock" xmlns:w16se="http://schemas.microsoft.com/office/word/2015/wordml/symex" xmlns:wpg="http://schemas.microsoft.com/office/word/2010/wordprocessingGroup" xmlns:wpi="http://schemas.microsoft.com/office/word/2010/wordprocessingInk" xmlns:wne="http://schemas.microsoft.com/office/word/2006/wordml" xmlns:wps="http://schemas.microsoft.com/office/word/2010/wordprocessingShape" mc:Ignorable="w14 w15 w16se w16cid w16 w16cex w16sdtdh w16sdtfl w16du wp14">
+<w:hdr xmlns:wpc="http://schemas.microsoft.com/office/word/2010/wordprocessingCanvas" xmlns:cx="http://schemas.microsoft.com/office/drawing/2014/chartex" xmlns:cx1="http://schemas.microsoft.com/office/drawing/2015/9/8/chartex" xmlns:cx2="http://schemas.microsoft.com/office/drawing/2015/10/21/chartex" xmlns:cx3="http://schemas.microsoft.com/office/drawing/2016/5/9/chartex" xmlns:cx4="http://schemas.microsoft.com/office/drawing/2016/5/10/chartex" xmlns:cx5="http://schemas.microsoft.com/office/drawing/2016/5/11/chartex" xmlns:cx6="http://schemas.microsoft.com/office/drawing/2016/5/12/chartex" xmlns:cx7="http://schemas.microsoft.com/office/drawing/2016/5/13/chartex" xmlns:cx8="http://schemas.microsoft.com/office/drawing/2016/5/14/chartex" xmlns:mc="http://schemas.openxmlformats.org/markup-compatibility/2006" xmlns:aink="http://schemas.microsoft.com/office/drawing/2016/ink" xmlns:am3d="http://schemas.microsoft.com/office/drawing/2017/model3d" xmlns:o="urn:schemas-microsoft-com:office:office" xmlns:oel="http://schemas.microsoft.com/office/2019/extlst" xmlns:r="http://schemas.openxmlformats.org/officeDocument/2006/relationships" xmlns:m="http://schemas.openxmlformats.org/officeDocument/2006/math" xmlns:v="urn:schemas-microsoft-com:vml" xmlns:wp14="http://schemas.microsoft.com/office/word/2010/wordprocessingDrawing" xmlns:wp="http://schemas.openxmlformats.org/drawingml/2006/wordprocessingDrawing" xmlns:w10="urn:schemas-microsoft-com:office:word" xmlns:w="http://schemas.openxmlformats.org/wordprocessingml/2006/main" xmlns:w14="http://schemas.microsoft.com/office/word/2010/wordml" xmlns:w15="http://schemas.microsoft.com/office/word/2012/wordml" xmlns:w16cex="http://schemas.microsoft.com/office/word/2018/wordml/cex" xmlns:w16cid="http://schemas.microsoft.com/office/word/2016/wordml/cid" xmlns:w16="http://schemas.microsoft.com/office/word/2018/wordml" xmlns:w16du="http://schemas.microsoft.com/office/word/2023/wordml/word16du" xmlns:w16sdtdh="http://schemas.microsoft.com/office/word/2020/wordml/sdtdatahash" xmlns:w16sdtfl="http://schemas.microsoft.com/office/word/2024/wordml/sdtformatlock" xmlns:w16se="http://schemas.microsoft.com/office/word/2015/wordml/symex" xmlns:wpg="http://schemas.microsoft.com/office/word/2010/wordprocessingGroup" xmlns:wpi="http://schemas.microsoft.com/office/word/2010/wordprocessingInk" xmlns:wne="http://schemas.microsoft.com/office/word/2006/wordml" xmlns:wps="http://schemas.microsoft.com/office/word/2010/wordprocessingShape" mc:Ignorable="w14 w15 w16se w16cid w16 w16cex w16sdtdh w16sdtfl w16du wp14">
   <w:p>
     <w:pPr>
       <w:pStyle w:val="Header"/>
@@ -8812,7 +9290,7 @@
 </file>
 
 <file path=word/header2.xml><?xml version="1.0" encoding="utf-8"?>
-<w:hdr xmlns:wpc="http://schemas.microsoft.com/office/word/2010/wordprocessingCanvas" xmlns:cx="http://schemas.microsoft.com/office/drawing/2014/chartex" xmlns:cx1="http://schemas.microsoft.com/office/drawing/2015/9/8/chartex" xmlns:cx2="http://schemas.microsoft.com/office/drawing/2015/10/21/chartex" xmlns:cx3="http://schemas.microsoft.com/office/drawing/2016/5/9/chartex" xmlns:cx4="http://schemas.microsoft.com/office/drawing/2016/5/10/chartex" xmlns:cx5="http://schemas.microsoft.com/office/drawing/2016/5/11/chartex" xmlns:cx6="http://schemas.microsoft.com/office/drawing/2016/5/12/chartex" xmlns:cx7="http://schemas.microsoft.com/office/drawing/2016/5/13/chartex" xmlns:cx8="http://schemas.microsoft.com/office/drawing/2016/5/14/chartex" xmlns:mc="http://schemas.openxmlformats.org/markup-compatibility/2006" xmlns:aink="http://schemas.microsoft.com/office/drawing/2016/ink" xmlns:am3d="http://schemas.microsoft.com/office/drawing/2017/model3d" xmlns:o="urn:schemas-microsoft-com:office:office" xmlns:oel="http://schemas.microsoft.com/office/2019/extlst" xmlns:r="http://schemas.openxmlformats.org/officeDocument/2006/relationships" xmlns:m="http://schemas.openxmlformats.org/officeDocument/2006/math" xmlns:v="urn:schemas-microsoft-com:vml" xmlns:wp14="http://schemas.microsoft.com/office/word/2010/wordprocessingDrawing" xmlns:wp="http://schemas.openxmlformats.org/drawingml/2006/wordprocessingDrawing" xmlns:w10="urn:schemas-microsoft-com:office:word" xmlns:w="http://schemas.openxmlformats.org/wordprocessingml/2006/main" xmlns:w14="http://schemas.microsoft.com/office/word/2010/wordml" xmlns:w15="http://schemas.microsoft.com/office/word/2012/wordml" xmlns:w16cei="http://schemas.microsoft.com/office/word/2026/wordml/cei" xmlns:w16cex="http://schemas.microsoft.com/office/word/2018/wordml/cex" xmlns:w16cid="http://schemas.microsoft.com/office/word/2016/wordml/cid" xmlns:w16="http://schemas.microsoft.com/office/word/2018/wordml" xmlns:w16du="http://schemas.microsoft.com/office/word/2023/wordml/word16du" xmlns:w16sdtdh="http://schemas.microsoft.com/office/word/2020/wordml/sdtdatahash" xmlns:w16sdtfl="http://schemas.microsoft.com/office/word/2024/wordml/sdtformatlock" xmlns:w16se="http://schemas.microsoft.com/office/word/2015/wordml/symex" xmlns:wpg="http://schemas.microsoft.com/office/word/2010/wordprocessingGroup" xmlns:wpi="http://schemas.microsoft.com/office/word/2010/wordprocessingInk" xmlns:wne="http://schemas.microsoft.com/office/word/2006/wordml" xmlns:wps="http://schemas.microsoft.com/office/word/2010/wordprocessingShape" mc:Ignorable="w14 w15 w16se w16cid w16 w16cex w16sdtdh w16sdtfl w16du wp14">
+<w:hdr xmlns:wpc="http://schemas.microsoft.com/office/word/2010/wordprocessingCanvas" xmlns:cx="http://schemas.microsoft.com/office/drawing/2014/chartex" xmlns:cx1="http://schemas.microsoft.com/office/drawing/2015/9/8/chartex" xmlns:cx2="http://schemas.microsoft.com/office/drawing/2015/10/21/chartex" xmlns:cx3="http://schemas.microsoft.com/office/drawing/2016/5/9/chartex" xmlns:cx4="http://schemas.microsoft.com/office/drawing/2016/5/10/chartex" xmlns:cx5="http://schemas.microsoft.com/office/drawing/2016/5/11/chartex" xmlns:cx6="http://schemas.microsoft.com/office/drawing/2016/5/12/chartex" xmlns:cx7="http://schemas.microsoft.com/office/drawing/2016/5/13/chartex" xmlns:cx8="http://schemas.microsoft.com/office/drawing/2016/5/14/chartex" xmlns:mc="http://schemas.openxmlformats.org/markup-compatibility/2006" xmlns:aink="http://schemas.microsoft.com/office/drawing/2016/ink" xmlns:am3d="http://schemas.microsoft.com/office/drawing/2017/model3d" xmlns:o="urn:schemas-microsoft-com:office:office" xmlns:oel="http://schemas.microsoft.com/office/2019/extlst" xmlns:r="http://schemas.openxmlformats.org/officeDocument/2006/relationships" xmlns:m="http://schemas.openxmlformats.org/officeDocument/2006/math" xmlns:v="urn:schemas-microsoft-com:vml" xmlns:wp14="http://schemas.microsoft.com/office/word/2010/wordprocessingDrawing" xmlns:wp="http://schemas.openxmlformats.org/drawingml/2006/wordprocessingDrawing" xmlns:w10="urn:schemas-microsoft-com:office:word" xmlns:w="http://schemas.openxmlformats.org/wordprocessingml/2006/main" xmlns:w14="http://schemas.microsoft.com/office/word/2010/wordml" xmlns:w15="http://schemas.microsoft.com/office/word/2012/wordml" xmlns:w16cex="http://schemas.microsoft.com/office/word/2018/wordml/cex" xmlns:w16cid="http://schemas.microsoft.com/office/word/2016/wordml/cid" xmlns:w16="http://schemas.microsoft.com/office/word/2018/wordml" xmlns:w16du="http://schemas.microsoft.com/office/word/2023/wordml/word16du" xmlns:w16sdtdh="http://schemas.microsoft.com/office/word/2020/wordml/sdtdatahash" xmlns:w16sdtfl="http://schemas.microsoft.com/office/word/2024/wordml/sdtformatlock" xmlns:w16se="http://schemas.microsoft.com/office/word/2015/wordml/symex" xmlns:wpg="http://schemas.microsoft.com/office/word/2010/wordprocessingGroup" xmlns:wpi="http://schemas.microsoft.com/office/word/2010/wordprocessingInk" xmlns:wne="http://schemas.microsoft.com/office/word/2006/wordml" xmlns:wps="http://schemas.microsoft.com/office/word/2010/wordprocessingShape" mc:Ignorable="w14 w15 w16se w16cid w16 w16cex w16sdtdh w16sdtfl w16du wp14">
   <w:p>
     <w:pPr>
       <w:pStyle w:val="Header"/>
@@ -8825,7 +9303,7 @@
 </file>
 
 <file path=word/header3.xml><?xml version="1.0" encoding="utf-8"?>
-<w:hdr xmlns:wpc="http://schemas.microsoft.com/office/word/2010/wordprocessingCanvas" xmlns:cx="http://schemas.microsoft.com/office/drawing/2014/chartex" xmlns:cx1="http://schemas.microsoft.com/office/drawing/2015/9/8/chartex" xmlns:cx2="http://schemas.microsoft.com/office/drawing/2015/10/21/chartex" xmlns:cx3="http://schemas.microsoft.com/office/drawing/2016/5/9/chartex" xmlns:cx4="http://schemas.microsoft.com/office/drawing/2016/5/10/chartex" xmlns:cx5="http://schemas.microsoft.com/office/drawing/2016/5/11/chartex" xmlns:cx6="http://schemas.microsoft.com/office/drawing/2016/5/12/chartex" xmlns:cx7="http://schemas.microsoft.com/office/drawing/2016/5/13/chartex" xmlns:cx8="http://schemas.microsoft.com/office/drawing/2016/5/14/chartex" xmlns:mc="http://schemas.openxmlformats.org/markup-compatibility/2006" xmlns:aink="http://schemas.microsoft.com/office/drawing/2016/ink" xmlns:am3d="http://schemas.microsoft.com/office/drawing/2017/model3d" xmlns:o="urn:schemas-microsoft-com:office:office" xmlns:oel="http://schemas.microsoft.com/office/2019/extlst" xmlns:r="http://schemas.openxmlformats.org/officeDocument/2006/relationships" xmlns:m="http://schemas.openxmlformats.org/officeDocument/2006/math" xmlns:v="urn:schemas-microsoft-com:vml" xmlns:wp14="http://schemas.microsoft.com/office/word/2010/wordprocessingDrawing" xmlns:wp="http://schemas.openxmlformats.org/drawingml/2006/wordprocessingDrawing" xmlns:w10="urn:schemas-microsoft-com:office:word" xmlns:w="http://schemas.openxmlformats.org/wordprocessingml/2006/main" xmlns:w14="http://schemas.microsoft.com/office/word/2010/wordml" xmlns:w15="http://schemas.microsoft.com/office/word/2012/wordml" xmlns:w16cei="http://schemas.microsoft.com/office/word/2026/wordml/cei" xmlns:w16cex="http://schemas.microsoft.com/office/word/2018/wordml/cex" xmlns:w16cid="http://schemas.microsoft.com/office/word/2016/wordml/cid" xmlns:w16="http://schemas.microsoft.com/office/word/2018/wordml" xmlns:w16du="http://schemas.microsoft.com/office/word/2023/wordml/word16du" xmlns:w16sdtdh="http://schemas.microsoft.com/office/word/2020/wordml/sdtdatahash" xmlns:w16sdtfl="http://schemas.microsoft.com/office/word/2024/wordml/sdtformatlock" xmlns:w16se="http://schemas.microsoft.com/office/word/2015/wordml/symex" xmlns:wpg="http://schemas.microsoft.com/office/word/2010/wordprocessingGroup" xmlns:wpi="http://schemas.microsoft.com/office/word/2010/wordprocessingInk" xmlns:wne="http://schemas.microsoft.com/office/word/2006/wordml" xmlns:wps="http://schemas.microsoft.com/office/word/2010/wordprocessingShape" mc:Ignorable="w14 w15 w16se w16cid w16 w16cex w16sdtdh w16sdtfl w16du wp14">
+<w:hdr xmlns:wpc="http://schemas.microsoft.com/office/word/2010/wordprocessingCanvas" xmlns:cx="http://schemas.microsoft.com/office/drawing/2014/chartex" xmlns:cx1="http://schemas.microsoft.com/office/drawing/2015/9/8/chartex" xmlns:cx2="http://schemas.microsoft.com/office/drawing/2015/10/21/chartex" xmlns:cx3="http://schemas.microsoft.com/office/drawing/2016/5/9/chartex" xmlns:cx4="http://schemas.microsoft.com/office/drawing/2016/5/10/chartex" xmlns:cx5="http://schemas.microsoft.com/office/drawing/2016/5/11/chartex" xmlns:cx6="http://schemas.microsoft.com/office/drawing/2016/5/12/chartex" xmlns:cx7="http://schemas.microsoft.com/office/drawing/2016/5/13/chartex" xmlns:cx8="http://schemas.microsoft.com/office/drawing/2016/5/14/chartex" xmlns:mc="http://schemas.openxmlformats.org/markup-compatibility/2006" xmlns:aink="http://schemas.microsoft.com/office/drawing/2016/ink" xmlns:am3d="http://schemas.microsoft.com/office/drawing/2017/model3d" xmlns:o="urn:schemas-microsoft-com:office:office" xmlns:oel="http://schemas.microsoft.com/office/2019/extlst" xmlns:r="http://schemas.openxmlformats.org/officeDocument/2006/relationships" xmlns:m="http://schemas.openxmlformats.org/officeDocument/2006/math" xmlns:v="urn:schemas-microsoft-com:vml" xmlns:wp14="http://schemas.microsoft.com/office/word/2010/wordprocessingDrawing" xmlns:wp="http://schemas.openxmlformats.org/drawingml/2006/wordprocessingDrawing" xmlns:w10="urn:schemas-microsoft-com:office:word" xmlns:w="http://schemas.openxmlformats.org/wordprocessingml/2006/main" xmlns:w14="http://schemas.microsoft.com/office/word/2010/wordml" xmlns:w15="http://schemas.microsoft.com/office/word/2012/wordml" xmlns:w16cex="http://schemas.microsoft.com/office/word/2018/wordml/cex" xmlns:w16cid="http://schemas.microsoft.com/office/word/2016/wordml/cid" xmlns:w16="http://schemas.microsoft.com/office/word/2018/wordml" xmlns:w16du="http://schemas.microsoft.com/office/word/2023/wordml/word16du" xmlns:w16sdtdh="http://schemas.microsoft.com/office/word/2020/wordml/sdtdatahash" xmlns:w16sdtfl="http://schemas.microsoft.com/office/word/2024/wordml/sdtformatlock" xmlns:w16se="http://schemas.microsoft.com/office/word/2015/wordml/symex" xmlns:wpg="http://schemas.microsoft.com/office/word/2010/wordprocessingGroup" xmlns:wpi="http://schemas.microsoft.com/office/word/2010/wordprocessingInk" xmlns:wne="http://schemas.microsoft.com/office/word/2006/wordml" xmlns:wps="http://schemas.microsoft.com/office/word/2010/wordprocessingShape" mc:Ignorable="w14 w15 w16se w16cid w16 w16cex w16sdtdh w16sdtfl w16du wp14">
   <w:p>
     <w:pPr>
       <w:pStyle w:val="Header"/>

--- a/TS-Kramam/TS-4.1/TS 4.1 Sanskrit Krama Paatam Corrections.docx
+++ b/TS-Kramam/TS-4.1/TS 4.1 Sanskrit Krama Paatam Corrections.docx
@@ -81,9 +81,8 @@
           <w:szCs w:val="32"/>
           <w:u w:val="single"/>
         </w:rPr>
-        <w:t xml:space="preserve">Observed </w:t>
+        <w:t xml:space="preserve">Observed till </w:t>
       </w:r>
-      <w:proofErr w:type="gramStart"/>
       <w:r>
         <w:rPr>
           <w:b/>
@@ -92,20 +91,8 @@
           <w:szCs w:val="32"/>
           <w:u w:val="single"/>
         </w:rPr>
-        <w:t xml:space="preserve">till </w:t>
+        <w:t>30th Sep 2026</w:t>
       </w:r>
-      <w:r>
-        <w:rPr>
-          <w:b/>
-          <w:bCs/>
-          <w:sz w:val="32"/>
-          <w:szCs w:val="32"/>
-          <w:highlight w:val="red"/>
-          <w:u w:val="single"/>
-        </w:rPr>
-        <w:t>????</w:t>
-      </w:r>
-      <w:proofErr w:type="gramEnd"/>
     </w:p>
     <w:p>
       <w:pPr>
@@ -2000,93 +1987,6 @@
           </w:p>
         </w:tc>
       </w:tr>
-      <w:tr>
-        <w:trPr>
-          <w:trHeight w:val="962"/>
-        </w:trPr>
-        <w:tc>
-          <w:tcPr>
-            <w:tcW w:w="3999" w:type="dxa"/>
-            <w:tcBorders>
-              <w:top w:val="single" w:sz="4" w:space="0" w:color="000000"/>
-              <w:left w:val="single" w:sz="4" w:space="0" w:color="000000"/>
-              <w:bottom w:val="single" w:sz="4" w:space="0" w:color="000000"/>
-              <w:right w:val="single" w:sz="4" w:space="0" w:color="000000"/>
-            </w:tcBorders>
-          </w:tcPr>
-          <w:p>
-            <w:pPr>
-              <w:widowControl w:val="0"/>
-              <w:tabs>
-                <w:tab w:val="left" w:pos="993"/>
-              </w:tabs>
-              <w:autoSpaceDE w:val="0"/>
-              <w:autoSpaceDN w:val="0"/>
-              <w:adjustRightInd w:val="0"/>
-              <w:spacing w:before="0" w:line="252" w:lineRule="auto"/>
-              <w:ind w:right="297"/>
-              <w:rPr>
-                <w:rFonts w:cs="Arial"/>
-                <w:b/>
-                <w:sz w:val="28"/>
-                <w:szCs w:val="32"/>
-              </w:rPr>
-            </w:pPr>
-          </w:p>
-        </w:tc>
-        <w:tc>
-          <w:tcPr>
-            <w:tcW w:w="5103" w:type="dxa"/>
-            <w:tcBorders>
-              <w:top w:val="single" w:sz="4" w:space="0" w:color="000000"/>
-              <w:left w:val="single" w:sz="4" w:space="0" w:color="000000"/>
-              <w:bottom w:val="single" w:sz="4" w:space="0" w:color="000000"/>
-              <w:right w:val="single" w:sz="4" w:space="0" w:color="000000"/>
-            </w:tcBorders>
-          </w:tcPr>
-          <w:p>
-            <w:pPr>
-              <w:widowControl w:val="0"/>
-              <w:autoSpaceDE w:val="0"/>
-              <w:autoSpaceDN w:val="0"/>
-              <w:adjustRightInd w:val="0"/>
-              <w:spacing w:before="0" w:line="240" w:lineRule="auto"/>
-              <w:rPr>
-                <w:rFonts w:ascii="BRH Devanagari Extra" w:hAnsi="BRH Devanagari Extra" w:cs="BRH Devanagari Extra"/>
-                <w:color w:val="000000"/>
-                <w:sz w:val="40"/>
-                <w:szCs w:val="40"/>
-              </w:rPr>
-            </w:pPr>
-          </w:p>
-        </w:tc>
-        <w:tc>
-          <w:tcPr>
-            <w:tcW w:w="5386" w:type="dxa"/>
-            <w:tcBorders>
-              <w:top w:val="single" w:sz="4" w:space="0" w:color="000000"/>
-              <w:left w:val="single" w:sz="4" w:space="0" w:color="000000"/>
-              <w:bottom w:val="single" w:sz="4" w:space="0" w:color="000000"/>
-              <w:right w:val="single" w:sz="4" w:space="0" w:color="000000"/>
-            </w:tcBorders>
-          </w:tcPr>
-          <w:p>
-            <w:pPr>
-              <w:widowControl w:val="0"/>
-              <w:autoSpaceDE w:val="0"/>
-              <w:autoSpaceDN w:val="0"/>
-              <w:adjustRightInd w:val="0"/>
-              <w:spacing w:before="0" w:line="240" w:lineRule="auto"/>
-              <w:rPr>
-                <w:rFonts w:ascii="BRH Devanagari Extra" w:hAnsi="BRH Devanagari Extra" w:cs="BRH Devanagari Extra"/>
-                <w:color w:val="000000"/>
-                <w:sz w:val="40"/>
-                <w:szCs w:val="40"/>
-              </w:rPr>
-            </w:pPr>
-          </w:p>
-        </w:tc>
-      </w:tr>
     </w:tbl>
     <w:p>
       <w:pPr>
@@ -2107,6 +2007,53 @@
           <w:szCs w:val="32"/>
           <w:u w:val="single"/>
         </w:rPr>
+        <w:t>=========</w:t>
+      </w:r>
+    </w:p>
+    <w:p>
+      <w:pPr>
+        <w:jc w:val="center"/>
+        <w:rPr>
+          <w:b/>
+          <w:bCs/>
+          <w:sz w:val="32"/>
+          <w:szCs w:val="32"/>
+          <w:u w:val="single"/>
+        </w:rPr>
+      </w:pPr>
+    </w:p>
+    <w:p>
+      <w:pPr>
+        <w:jc w:val="center"/>
+        <w:rPr>
+          <w:b/>
+          <w:bCs/>
+          <w:sz w:val="32"/>
+          <w:szCs w:val="32"/>
+          <w:u w:val="single"/>
+        </w:rPr>
+      </w:pPr>
+    </w:p>
+    <w:p>
+      <w:pPr>
+        <w:jc w:val="center"/>
+        <w:rPr>
+          <w:b/>
+          <w:bCs/>
+          <w:sz w:val="32"/>
+          <w:szCs w:val="32"/>
+          <w:u w:val="single"/>
+        </w:rPr>
+      </w:pPr>
+      <w:r>
+        <w:rPr>
+          <w:b/>
+          <w:bCs/>
+          <w:sz w:val="32"/>
+          <w:szCs w:val="32"/>
+          <w:u w:val="single"/>
+        </w:rPr>
+        <w:lastRenderedPageBreak/>
         <w:t xml:space="preserve">TS </w:t>
       </w:r>
       <w:r>
@@ -2235,7 +2182,6 @@
                 <w:sz w:val="32"/>
                 <w:szCs w:val="32"/>
               </w:rPr>
-              <w:lastRenderedPageBreak/>
               <w:t>Section, Paragraph</w:t>
             </w:r>
           </w:p>
@@ -4315,6 +4261,7 @@
           <w:szCs w:val="32"/>
           <w:u w:val="single"/>
         </w:rPr>
+        <w:lastRenderedPageBreak/>
         <w:t xml:space="preserve">TS </w:t>
       </w:r>
       <w:r>
@@ -4385,29 +4332,7 @@
           <w:szCs w:val="32"/>
           <w:u w:val="single"/>
         </w:rPr>
-        <w:t>31</w:t>
-      </w:r>
-      <w:proofErr w:type="gramStart"/>
-      <w:r>
-        <w:rPr>
-          <w:b/>
-          <w:bCs/>
-          <w:sz w:val="32"/>
-          <w:szCs w:val="32"/>
-          <w:u w:val="single"/>
-        </w:rPr>
-        <w:t>st  Oct</w:t>
-      </w:r>
-      <w:proofErr w:type="gramEnd"/>
-      <w:r>
-        <w:rPr>
-          <w:b/>
-          <w:bCs/>
-          <w:sz w:val="32"/>
-          <w:szCs w:val="32"/>
-          <w:u w:val="single"/>
-        </w:rPr>
-        <w:t xml:space="preserve"> 2021</w:t>
+        <w:t>31st  Oct 2021</w:t>
       </w:r>
     </w:p>
     <w:p>
@@ -4465,7 +4390,6 @@
                 <w:sz w:val="32"/>
                 <w:szCs w:val="32"/>
               </w:rPr>
-              <w:lastRenderedPageBreak/>
               <w:t>Section, Paragraph</w:t>
             </w:r>
           </w:p>
@@ -6282,6 +6206,7 @@
                 <w:sz w:val="28"/>
                 <w:szCs w:val="32"/>
               </w:rPr>
+              <w:lastRenderedPageBreak/>
               <w:t>T.S.4.1.8.6 – Kramam</w:t>
             </w:r>
           </w:p>
@@ -6632,7 +6557,6 @@
                 <w:sz w:val="28"/>
                 <w:szCs w:val="32"/>
               </w:rPr>
-              <w:lastRenderedPageBreak/>
               <w:t>T.S.4.1.9.2 – Kramam</w:t>
             </w:r>
           </w:p>
@@ -7846,16 +7770,7 @@
           <w:bCs/>
           <w:sz w:val="32"/>
         </w:rPr>
-        <w:t xml:space="preserve">replaced </w:t>
-      </w:r>
-      <w:proofErr w:type="gramStart"/>
-      <w:r>
-        <w:rPr>
-          <w:b/>
-          <w:bCs/>
-          <w:sz w:val="32"/>
-        </w:rPr>
-        <w:t>with</w:t>
+        <w:t>replaced with</w:t>
       </w:r>
       <w:r>
         <w:rPr>
@@ -7877,7 +7792,6 @@
         </w:rPr>
         <w:t>"</w:t>
       </w:r>
-      <w:proofErr w:type="gramEnd"/>
       <w:r>
         <w:rPr>
           <w:rFonts w:ascii="BRH Devanagari" w:hAnsi="BRH Devanagari" w:cs="BRH Devanagari"/>
@@ -7985,6 +7899,7 @@
           <w:szCs w:val="32"/>
           <w:u w:val="single"/>
         </w:rPr>
+        <w:lastRenderedPageBreak/>
         <w:t xml:space="preserve">TS </w:t>
       </w:r>
       <w:r>
@@ -8139,7 +8054,6 @@
                 <w:sz w:val="32"/>
                 <w:szCs w:val="32"/>
               </w:rPr>
-              <w:lastRenderedPageBreak/>
               <w:t>Reference</w:t>
             </w:r>
           </w:p>
@@ -8162,7 +8076,6 @@
                 <w:sz w:val="32"/>
                 <w:szCs w:val="32"/>
               </w:rPr>
-              <w:lastRenderedPageBreak/>
               <w:t>As Printed</w:t>
             </w:r>
           </w:p>
@@ -8366,7 +8279,6 @@
               </w:rPr>
               <w:t>–</w:t>
             </w:r>
-            <w:proofErr w:type="gramStart"/>
             <w:r>
               <w:rPr>
                 <w:rFonts w:ascii="BRH Devanagari Extra" w:hAnsi="BRH Devanagari Extra" w:cs="BRH Devanagari Extra"/>
@@ -8377,7 +8289,6 @@
               </w:rPr>
               <w:t>lÉÉ  |</w:t>
             </w:r>
-            <w:proofErr w:type="gramEnd"/>
             <w:r>
               <w:rPr>
                 <w:rFonts w:ascii="BRH Devanagari Extra" w:hAnsi="BRH Devanagari Extra" w:cs="BRH Devanagari Extra"/>
